--- a/documentacion/2_Dossier_Ejecutivo_Briefing_Proyecto_RPA.docx
+++ b/documentacion/2_Dossier_Ejecutivo_Briefing_Proyecto_RPA.docx
@@ -52,7 +52,7 @@
         <w:tblBorders>
           <w:top w:val="single" w:sz="4" w:space="0" w:color="CBD5E1"/>
           <w:left w:val="none"/>
-          <w:bottom w:val="single" w:sz="4" w:space="0" w:color="CBD5E1"/>
+          <w:bottom w:val="single" w:sz="6" w:space="0" w:color="CBD5E1"/>
           <w:right w:val="none"/>
           <w:insideH w:val="single" w:sz="4" w:space="0" w:color="CBD5E1"/>
           <w:insideV w:val="none"/>
@@ -66,7 +66,7 @@
         <w:tc>
           <w:tcPr>
             <w:tcW w:type="dxa" w:w="3168"/>
-            <w:shd w:fill="F1F5F9"/>
+            <w:shd w:val="clear" w:color="auto" w:fill="F1F5F9"/>
             <w:tcMar>
               <w:top w:w="70" w:type="dxa"/>
               <w:bottom w:w="70" w:type="dxa"/>
@@ -92,7 +92,7 @@
         <w:tc>
           <w:tcPr>
             <w:tcW w:type="dxa" w:w="6768"/>
-            <w:shd w:fill="FFFFFF"/>
+            <w:shd w:val="clear" w:color="auto" w:fill="FFFFFF"/>
             <w:tcMar>
               <w:top w:w="70" w:type="dxa"/>
               <w:bottom w:w="70" w:type="dxa"/>
@@ -119,7 +119,7 @@
         <w:tc>
           <w:tcPr>
             <w:tcW w:type="dxa" w:w="3168"/>
-            <w:shd w:fill="F1F5F9"/>
+            <w:shd w:val="clear" w:color="auto" w:fill="F1F5F9"/>
             <w:tcMar>
               <w:top w:w="70" w:type="dxa"/>
               <w:bottom w:w="70" w:type="dxa"/>
@@ -145,7 +145,7 @@
         <w:tc>
           <w:tcPr>
             <w:tcW w:type="dxa" w:w="6768"/>
-            <w:shd w:fill="FFFFFF"/>
+            <w:shd w:val="clear" w:color="auto" w:fill="FFFFFF"/>
             <w:tcMar>
               <w:top w:w="70" w:type="dxa"/>
               <w:bottom w:w="70" w:type="dxa"/>
@@ -172,7 +172,7 @@
         <w:tc>
           <w:tcPr>
             <w:tcW w:type="dxa" w:w="3168"/>
-            <w:shd w:fill="F1F5F9"/>
+            <w:shd w:val="clear" w:color="auto" w:fill="F1F5F9"/>
             <w:tcMar>
               <w:top w:w="70" w:type="dxa"/>
               <w:bottom w:w="70" w:type="dxa"/>
@@ -191,14 +191,14 @@
                 <w:color w:val="1B365D"/>
                 <w:sz w:val="18"/>
               </w:rPr>
-              <w:t>Eje de Rentabilidad:</w:t>
+              <w:t>Eje de Valor Operacional:</w:t>
             </w:r>
           </w:p>
         </w:tc>
         <w:tc>
           <w:tcPr>
             <w:tcW w:type="dxa" w:w="6768"/>
-            <w:shd w:fill="FFFFFF"/>
+            <w:shd w:val="clear" w:color="auto" w:fill="FFFFFF"/>
             <w:tcMar>
               <w:top w:w="70" w:type="dxa"/>
               <w:bottom w:w="70" w:type="dxa"/>
@@ -216,7 +216,7 @@
                 <w:color w:val="282D37"/>
                 <w:sz w:val="18"/>
               </w:rPr>
-              <w:t>No busca superar al humano en velocidad punta (30-40 casos/h en pico diurno), sino aportar 24 horas continuas (~200 casos/día) sin horas extras ni fatiga.</w:t>
+              <w:t>No busca superar al humano en velocidad punta (30-40 casos/h en pico diurno), sino aportar 24 horas continuas (~200 casos/día) con estabilidad y sin pausas.</w:t>
             </w:r>
           </w:p>
         </w:tc>
@@ -225,7 +225,7 @@
         <w:tc>
           <w:tcPr>
             <w:tcW w:type="dxa" w:w="3168"/>
-            <w:shd w:fill="F1F5F9"/>
+            <w:shd w:val="clear" w:color="auto" w:fill="F1F5F9"/>
             <w:tcMar>
               <w:top w:w="70" w:type="dxa"/>
               <w:bottom w:w="70" w:type="dxa"/>
@@ -251,7 +251,7 @@
         <w:tc>
           <w:tcPr>
             <w:tcW w:type="dxa" w:w="6768"/>
-            <w:shd w:fill="FFFFFF"/>
+            <w:shd w:val="clear" w:color="auto" w:fill="FFFFFF"/>
             <w:tcMar>
               <w:top w:w="70" w:type="dxa"/>
               <w:bottom w:w="70" w:type="dxa"/>
@@ -312,7 +312,7 @@
         <w:tblBorders>
           <w:top w:val="single" w:sz="4" w:space="0" w:color="CBD5E1"/>
           <w:left w:val="none"/>
-          <w:bottom w:val="single" w:sz="4" w:space="0" w:color="CBD5E1"/>
+          <w:bottom w:val="single" w:sz="6" w:space="0" w:color="CBD5E1"/>
           <w:right w:val="none"/>
           <w:insideH w:val="single" w:sz="4" w:space="0" w:color="CBD5E1"/>
           <w:insideV w:val="none"/>
@@ -334,7 +334,7 @@
               <w:left w:w="90" w:type="dxa"/>
               <w:right w:w="90" w:type="dxa"/>
             </w:tcMar>
-            <w:shd w:fill="1B365D"/>
+            <w:shd w:val="clear" w:color="auto" w:fill="1B365D"/>
           </w:tcPr>
           <w:p>
             <w:pPr>
@@ -360,7 +360,7 @@
               <w:left w:w="90" w:type="dxa"/>
               <w:right w:w="90" w:type="dxa"/>
             </w:tcMar>
-            <w:shd w:fill="1B365D"/>
+            <w:shd w:val="clear" w:color="auto" w:fill="1B365D"/>
           </w:tcPr>
           <w:p>
             <w:pPr>
@@ -386,7 +386,7 @@
               <w:left w:w="90" w:type="dxa"/>
               <w:right w:w="90" w:type="dxa"/>
             </w:tcMar>
-            <w:shd w:fill="1B365D"/>
+            <w:shd w:val="clear" w:color="auto" w:fill="1B365D"/>
           </w:tcPr>
           <w:p>
             <w:pPr>
@@ -412,7 +412,7 @@
               <w:left w:w="90" w:type="dxa"/>
               <w:right w:w="90" w:type="dxa"/>
             </w:tcMar>
-            <w:shd w:fill="1B365D"/>
+            <w:shd w:val="clear" w:color="auto" w:fill="1B365D"/>
           </w:tcPr>
           <w:p>
             <w:pPr>
@@ -440,7 +440,7 @@
               <w:left w:w="90" w:type="dxa"/>
               <w:right w:w="90" w:type="dxa"/>
             </w:tcMar>
-            <w:shd w:fill="F8FAFC"/>
+            <w:shd w:val="clear" w:color="auto" w:fill="F8FAFC"/>
           </w:tcPr>
           <w:p>
             <w:pPr>
@@ -466,7 +466,7 @@
               <w:left w:w="90" w:type="dxa"/>
               <w:right w:w="90" w:type="dxa"/>
             </w:tcMar>
-            <w:shd w:fill="F8FAFC"/>
+            <w:shd w:val="clear" w:color="auto" w:fill="F8FAFC"/>
           </w:tcPr>
           <w:p>
             <w:pPr>
@@ -491,7 +491,7 @@
               <w:left w:w="90" w:type="dxa"/>
               <w:right w:w="90" w:type="dxa"/>
             </w:tcMar>
-            <w:shd w:fill="F8FAFC"/>
+            <w:shd w:val="clear" w:color="auto" w:fill="F8FAFC"/>
           </w:tcPr>
           <w:p>
             <w:pPr>
@@ -516,7 +516,7 @@
               <w:left w:w="90" w:type="dxa"/>
               <w:right w:w="90" w:type="dxa"/>
             </w:tcMar>
-            <w:shd w:fill="F8FAFC"/>
+            <w:shd w:val="clear" w:color="auto" w:fill="F8FAFC"/>
           </w:tcPr>
           <w:p>
             <w:pPr>
@@ -543,7 +543,7 @@
               <w:left w:w="90" w:type="dxa"/>
               <w:right w:w="90" w:type="dxa"/>
             </w:tcMar>
-            <w:shd w:fill="FFFFFF"/>
+            <w:shd w:val="clear" w:color="auto" w:fill="FFFFFF"/>
           </w:tcPr>
           <w:p>
             <w:pPr>
@@ -569,7 +569,7 @@
               <w:left w:w="90" w:type="dxa"/>
               <w:right w:w="90" w:type="dxa"/>
             </w:tcMar>
-            <w:shd w:fill="FFFFFF"/>
+            <w:shd w:val="clear" w:color="auto" w:fill="FFFFFF"/>
           </w:tcPr>
           <w:p>
             <w:pPr>
@@ -594,7 +594,7 @@
               <w:left w:w="90" w:type="dxa"/>
               <w:right w:w="90" w:type="dxa"/>
             </w:tcMar>
-            <w:shd w:fill="FFFFFF"/>
+            <w:shd w:val="clear" w:color="auto" w:fill="FFFFFF"/>
           </w:tcPr>
           <w:p>
             <w:pPr>
@@ -619,7 +619,7 @@
               <w:left w:w="90" w:type="dxa"/>
               <w:right w:w="90" w:type="dxa"/>
             </w:tcMar>
-            <w:shd w:fill="FFFFFF"/>
+            <w:shd w:val="clear" w:color="auto" w:fill="FFFFFF"/>
           </w:tcPr>
           <w:p>
             <w:pPr>
@@ -646,7 +646,7 @@
               <w:left w:w="90" w:type="dxa"/>
               <w:right w:w="90" w:type="dxa"/>
             </w:tcMar>
-            <w:shd w:fill="F8FAFC"/>
+            <w:shd w:val="clear" w:color="auto" w:fill="F8FAFC"/>
           </w:tcPr>
           <w:p>
             <w:pPr>
@@ -672,7 +672,7 @@
               <w:left w:w="90" w:type="dxa"/>
               <w:right w:w="90" w:type="dxa"/>
             </w:tcMar>
-            <w:shd w:fill="F8FAFC"/>
+            <w:shd w:val="clear" w:color="auto" w:fill="F8FAFC"/>
           </w:tcPr>
           <w:p>
             <w:pPr>
@@ -697,7 +697,7 @@
               <w:left w:w="90" w:type="dxa"/>
               <w:right w:w="90" w:type="dxa"/>
             </w:tcMar>
-            <w:shd w:fill="F8FAFC"/>
+            <w:shd w:val="clear" w:color="auto" w:fill="F8FAFC"/>
           </w:tcPr>
           <w:p>
             <w:pPr>
@@ -722,7 +722,7 @@
               <w:left w:w="90" w:type="dxa"/>
               <w:right w:w="90" w:type="dxa"/>
             </w:tcMar>
-            <w:shd w:fill="F8FAFC"/>
+            <w:shd w:val="clear" w:color="auto" w:fill="F8FAFC"/>
           </w:tcPr>
           <w:p>
             <w:pPr>
@@ -749,7 +749,7 @@
               <w:left w:w="90" w:type="dxa"/>
               <w:right w:w="90" w:type="dxa"/>
             </w:tcMar>
-            <w:shd w:fill="FFFFFF"/>
+            <w:shd w:val="clear" w:color="auto" w:fill="FFFFFF"/>
           </w:tcPr>
           <w:p>
             <w:pPr>
@@ -762,7 +762,7 @@
                 <w:color w:val="1B365D"/>
                 <w:sz w:val="17"/>
               </w:rPr>
-              <w:t>Costo Marginal Nocturno</w:t>
+              <w:t>Cobertura Nocturna / Feriados</w:t>
             </w:r>
           </w:p>
         </w:tc>
@@ -775,7 +775,7 @@
               <w:left w:w="90" w:type="dxa"/>
               <w:right w:w="90" w:type="dxa"/>
             </w:tcMar>
-            <w:shd w:fill="FFFFFF"/>
+            <w:shd w:val="clear" w:color="auto" w:fill="FFFFFF"/>
           </w:tcPr>
           <w:p>
             <w:pPr>
@@ -787,7 +787,7 @@
                 <w:color w:val="282D37"/>
                 <w:sz w:val="17"/>
               </w:rPr>
-              <w:t>Horas extras / guardias</w:t>
+              <w:t>Depende de turnos de guardia</w:t>
             </w:r>
           </w:p>
         </w:tc>
@@ -800,7 +800,7 @@
               <w:left w:w="90" w:type="dxa"/>
               <w:right w:w="90" w:type="dxa"/>
             </w:tcMar>
-            <w:shd w:fill="FFFFFF"/>
+            <w:shd w:val="clear" w:color="auto" w:fill="FFFFFF"/>
           </w:tcPr>
           <w:p>
             <w:pPr>
@@ -812,7 +812,7 @@
                 <w:color w:val="282D37"/>
                 <w:sz w:val="17"/>
               </w:rPr>
-              <w:t>$0 (costo plano)</w:t>
+              <w:t>100% activa y continua</w:t>
             </w:r>
           </w:p>
         </w:tc>
@@ -825,7 +825,7 @@
               <w:left w:w="90" w:type="dxa"/>
               <w:right w:w="90" w:type="dxa"/>
             </w:tcMar>
-            <w:shd w:fill="FFFFFF"/>
+            <w:shd w:val="clear" w:color="auto" w:fill="FFFFFF"/>
           </w:tcPr>
           <w:p>
             <w:pPr>
@@ -837,7 +837,7 @@
                 <w:color w:val="282D37"/>
                 <w:sz w:val="17"/>
               </w:rPr>
-              <w:t>$0 (costo plano)</w:t>
+              <w:t>100% activa y continua</w:t>
             </w:r>
           </w:p>
         </w:tc>
@@ -852,7 +852,7 @@
               <w:left w:w="90" w:type="dxa"/>
               <w:right w:w="90" w:type="dxa"/>
             </w:tcMar>
-            <w:shd w:fill="F8FAFC"/>
+            <w:shd w:val="clear" w:color="auto" w:fill="F8FAFC"/>
           </w:tcPr>
           <w:p>
             <w:pPr>
@@ -878,7 +878,7 @@
               <w:left w:w="90" w:type="dxa"/>
               <w:right w:w="90" w:type="dxa"/>
             </w:tcMar>
-            <w:shd w:fill="F8FAFC"/>
+            <w:shd w:val="clear" w:color="auto" w:fill="F8FAFC"/>
           </w:tcPr>
           <w:p>
             <w:pPr>
@@ -903,7 +903,7 @@
               <w:left w:w="90" w:type="dxa"/>
               <w:right w:w="90" w:type="dxa"/>
             </w:tcMar>
-            <w:shd w:fill="F8FAFC"/>
+            <w:shd w:val="clear" w:color="auto" w:fill="F8FAFC"/>
           </w:tcPr>
           <w:p>
             <w:pPr>
@@ -928,7 +928,7 @@
               <w:left w:w="90" w:type="dxa"/>
               <w:right w:w="90" w:type="dxa"/>
             </w:tcMar>
-            <w:shd w:fill="F8FAFC"/>
+            <w:shd w:val="clear" w:color="auto" w:fill="F8FAFC"/>
           </w:tcPr>
           <w:p>
             <w:pPr>
@@ -946,63 +946,31 @@
         </w:tc>
       </w:tr>
     </w:tbl>
-    <w:tbl>
-      <w:tblPr>
-        <w:tblW w:type="auto" w:w="0"/>
-        <w:jc w:val="center"/>
-        <w:tblLayout w:type="fixed"/>
-        <w:tblLook w:firstColumn="1" w:firstRow="1" w:lastColumn="0" w:lastRow="0" w:noHBand="0" w:noVBand="1" w:val="04A0"/>
-      </w:tblPr>
-      <w:tblGrid>
-        <w:gridCol w:w="9936"/>
-      </w:tblGrid>
-      <w:tr>
-        <w:tc>
-          <w:tcPr>
-            <w:tcW w:type="dxa" w:w="9360"/>
-            <w:shd w:fill="F0F4F8"/>
-            <w:tcMar>
-              <w:top w:w="160" w:type="dxa"/>
-              <w:bottom w:w="160" w:type="dxa"/>
-              <w:left w:w="240" w:type="dxa"/>
-              <w:right w:w="200" w:type="dxa"/>
-            </w:tcMar>
-            <w:tcBorders>
-              <w:top w:val="none"/>
-              <w:left w:val="single" w:sz="28" w:space="0" w:color="1B365D"/>
-              <w:bottom w:val="none"/>
-              <w:right w:val="none"/>
-            </w:tcBorders>
-          </w:tcPr>
-          <w:p>
-            <w:pPr>
-              <w:spacing w:before="40" w:after="60" w:line="276" w:lineRule="auto"/>
-            </w:pPr>
-            <w:r>
-              <w:rPr>
-                <w:rFonts w:ascii="Calibri" w:hAnsi="Calibri"/>
-                <w:b/>
-                <w:color w:val="1B365D"/>
-                <w:sz w:val="20"/>
-              </w:rPr>
-              <w:t xml:space="preserve">📌 IMPACTO DIRECTO: </w:t>
-            </w:r>
-            <w:r>
-              <w:rPr>
-                <w:rFonts w:ascii="Calibri" w:hAnsi="Calibri"/>
-                <w:color w:val="334155"/>
-                <w:sz w:val="19"/>
-              </w:rPr>
-              <w:t>Ventaja Clave: El robot absorbe el flujo continuo nocturno y de fines de semana. Evita que el turno de la mañana inicie con una cola desbordada de estudios y asegura que los pacientes graves sean identificados en minutos, no en horas.</w:t>
-            </w:r>
-          </w:p>
-        </w:tc>
-      </w:tr>
-    </w:tbl>
     <w:p>
       <w:pPr>
-        <w:spacing w:before="0" w:after="80"/>
+        <w:spacing w:before="160" w:after="160"/>
+        <w:ind w:left="360" w:right="360"/>
+        <w:pBdr>
+          <w:left w:val="single" w:sz="24" w:space="12" w:color="1B365D"/>
+        </w:pBdr>
       </w:pPr>
+      <w:r>
+        <w:rPr>
+          <w:rFonts w:ascii="Calibri" w:hAnsi="Calibri"/>
+          <w:b/>
+          <w:color w:val="1B365D"/>
+          <w:sz w:val="20"/>
+        </w:rPr>
+        <w:t xml:space="preserve">📌 IMPACTO DIRECTO: </w:t>
+      </w:r>
+      <w:r>
+        <w:rPr>
+          <w:rFonts w:ascii="Calibri" w:hAnsi="Calibri"/>
+          <w:color w:val="334155"/>
+          <w:sz w:val="19"/>
+        </w:rPr>
+        <w:t>Ventaja Clave: El robot absorbe el flujo continuo nocturno y de fines de semana. Evita que el turno de la mañana inicie con una cola desbordada de estudios y asegura que los pacientes graves sean identificados en minutos, no en horas.</w:t>
+      </w:r>
     </w:p>
     <w:p>
       <w:pPr>
@@ -1041,7 +1009,7 @@
         <w:tblBorders>
           <w:top w:val="single" w:sz="4" w:space="0" w:color="CBD5E1"/>
           <w:left w:val="none"/>
-          <w:bottom w:val="single" w:sz="4" w:space="0" w:color="CBD5E1"/>
+          <w:bottom w:val="single" w:sz="6" w:space="0" w:color="CBD5E1"/>
           <w:right w:val="none"/>
           <w:insideH w:val="single" w:sz="4" w:space="0" w:color="CBD5E1"/>
           <w:insideV w:val="none"/>
@@ -1062,7 +1030,7 @@
               <w:left w:w="90" w:type="dxa"/>
               <w:right w:w="90" w:type="dxa"/>
             </w:tcMar>
-            <w:shd w:fill="1B365D"/>
+            <w:shd w:val="clear" w:color="auto" w:fill="1B365D"/>
           </w:tcPr>
           <w:p>
             <w:pPr>
@@ -1088,7 +1056,7 @@
               <w:left w:w="90" w:type="dxa"/>
               <w:right w:w="90" w:type="dxa"/>
             </w:tcMar>
-            <w:shd w:fill="1B365D"/>
+            <w:shd w:val="clear" w:color="auto" w:fill="1B365D"/>
           </w:tcPr>
           <w:p>
             <w:pPr>
@@ -1114,7 +1082,7 @@
               <w:left w:w="90" w:type="dxa"/>
               <w:right w:w="90" w:type="dxa"/>
             </w:tcMar>
-            <w:shd w:fill="1B365D"/>
+            <w:shd w:val="clear" w:color="auto" w:fill="1B365D"/>
           </w:tcPr>
           <w:p>
             <w:pPr>
@@ -1142,7 +1110,7 @@
               <w:left w:w="90" w:type="dxa"/>
               <w:right w:w="90" w:type="dxa"/>
             </w:tcMar>
-            <w:shd w:fill="F8FAFC"/>
+            <w:shd w:val="clear" w:color="auto" w:fill="F8FAFC"/>
           </w:tcPr>
           <w:p>
             <w:pPr>
@@ -1168,7 +1136,7 @@
               <w:left w:w="90" w:type="dxa"/>
               <w:right w:w="90" w:type="dxa"/>
             </w:tcMar>
-            <w:shd w:fill="F8FAFC"/>
+            <w:shd w:val="clear" w:color="auto" w:fill="F8FAFC"/>
           </w:tcPr>
           <w:p>
             <w:pPr>
@@ -1193,7 +1161,7 @@
               <w:left w:w="90" w:type="dxa"/>
               <w:right w:w="90" w:type="dxa"/>
             </w:tcMar>
-            <w:shd w:fill="F8FAFC"/>
+            <w:shd w:val="clear" w:color="auto" w:fill="F8FAFC"/>
           </w:tcPr>
           <w:p>
             <w:pPr>
@@ -1220,7 +1188,7 @@
               <w:left w:w="90" w:type="dxa"/>
               <w:right w:w="90" w:type="dxa"/>
             </w:tcMar>
-            <w:shd w:fill="FFFFFF"/>
+            <w:shd w:val="clear" w:color="auto" w:fill="FFFFFF"/>
           </w:tcPr>
           <w:p>
             <w:pPr>
@@ -1246,7 +1214,7 @@
               <w:left w:w="90" w:type="dxa"/>
               <w:right w:w="90" w:type="dxa"/>
             </w:tcMar>
-            <w:shd w:fill="FFFFFF"/>
+            <w:shd w:val="clear" w:color="auto" w:fill="FFFFFF"/>
           </w:tcPr>
           <w:p>
             <w:pPr>
@@ -1271,7 +1239,7 @@
               <w:left w:w="90" w:type="dxa"/>
               <w:right w:w="90" w:type="dxa"/>
             </w:tcMar>
-            <w:shd w:fill="FFFFFF"/>
+            <w:shd w:val="clear" w:color="auto" w:fill="FFFFFF"/>
           </w:tcPr>
           <w:p>
             <w:pPr>
@@ -1298,7 +1266,7 @@
               <w:left w:w="90" w:type="dxa"/>
               <w:right w:w="90" w:type="dxa"/>
             </w:tcMar>
-            <w:shd w:fill="F8FAFC"/>
+            <w:shd w:val="clear" w:color="auto" w:fill="F8FAFC"/>
           </w:tcPr>
           <w:p>
             <w:pPr>
@@ -1324,7 +1292,7 @@
               <w:left w:w="90" w:type="dxa"/>
               <w:right w:w="90" w:type="dxa"/>
             </w:tcMar>
-            <w:shd w:fill="F8FAFC"/>
+            <w:shd w:val="clear" w:color="auto" w:fill="F8FAFC"/>
           </w:tcPr>
           <w:p>
             <w:pPr>
@@ -1349,7 +1317,7 @@
               <w:left w:w="90" w:type="dxa"/>
               <w:right w:w="90" w:type="dxa"/>
             </w:tcMar>
-            <w:shd w:fill="F8FAFC"/>
+            <w:shd w:val="clear" w:color="auto" w:fill="F8FAFC"/>
           </w:tcPr>
           <w:p>
             <w:pPr>
@@ -1361,7 +1329,7 @@
                 <w:color w:val="282D37"/>
                 <w:sz w:val="17"/>
               </w:rPr>
-              <w:t>RECOMENDADA: Balance ideal entre aislamiento, costo y facilidad de despliegue.</w:t>
+              <w:t>RECOMENDADA: Balance ideal entre aislamiento y facilidad de despliegue.</w:t>
             </w:r>
           </w:p>
         </w:tc>
@@ -1376,7 +1344,7 @@
               <w:left w:w="90" w:type="dxa"/>
               <w:right w:w="90" w:type="dxa"/>
             </w:tcMar>
-            <w:shd w:fill="FFFFFF"/>
+            <w:shd w:val="clear" w:color="auto" w:fill="FFFFFF"/>
           </w:tcPr>
           <w:p>
             <w:pPr>
@@ -1402,7 +1370,7 @@
               <w:left w:w="90" w:type="dxa"/>
               <w:right w:w="90" w:type="dxa"/>
             </w:tcMar>
-            <w:shd w:fill="FFFFFF"/>
+            <w:shd w:val="clear" w:color="auto" w:fill="FFFFFF"/>
           </w:tcPr>
           <w:p>
             <w:pPr>
@@ -1427,7 +1395,7 @@
               <w:left w:w="90" w:type="dxa"/>
               <w:right w:w="90" w:type="dxa"/>
             </w:tcMar>
-            <w:shd w:fill="FFFFFF"/>
+            <w:shd w:val="clear" w:color="auto" w:fill="FFFFFF"/>
           </w:tcPr>
           <w:p>
             <w:pPr>
@@ -1590,7 +1558,7 @@
           <w:color w:val="1B365D"/>
           <w:sz w:val="27"/>
         </w:rPr>
-        <w:t>4. Estructura de Costos y Próximos Pasos para Gerencia</w:t>
+        <w:t>4. Impacto en la Operación y Próximos Pasos para Gerencia</w:t>
       </w:r>
     </w:p>
     <w:p>
@@ -1604,7 +1572,7 @@
           <w:color w:val="282D37"/>
           <w:sz w:val="19"/>
         </w:rPr>
-        <w:t xml:space="preserve">• Costo de Licencias: </w:t>
+        <w:t xml:space="preserve">• Absorción de Demanda: </w:t>
       </w:r>
       <w:r>
         <w:rPr>
@@ -1612,7 +1580,7 @@
           <w:color w:val="282D37"/>
           <w:sz w:val="19"/>
         </w:rPr>
-        <w:t>Inversión en Software:</w:t>
+        <w:t>Capacidad Continua:</w:t>
       </w:r>
     </w:p>
     <w:p>
@@ -1625,7 +1593,7 @@
           <w:color w:val="282D37"/>
           <w:sz w:val="19"/>
         </w:rPr>
-        <w:t>$0 USD. El framework fue desarrollado sobre componentes de código abierto en Python (PyQt, OpenCV, Tesseract, MySQL).</w:t>
+        <w:t>Permite absorber de manera regular y desatendida ~6.000 casos mensuales sin pausas, manteniendo la cola de trabajo al día.</w:t>
       </w:r>
     </w:p>
     <w:p>
@@ -1639,7 +1607,7 @@
           <w:color w:val="282D37"/>
           <w:sz w:val="19"/>
         </w:rPr>
-        <w:t xml:space="preserve">• Gasto Operacional Mensual: </w:t>
+        <w:t xml:space="preserve">• Alerta Médica Temprana: </w:t>
       </w:r>
       <w:r>
         <w:rPr>
@@ -1647,7 +1615,7 @@
           <w:color w:val="282D37"/>
           <w:sz w:val="19"/>
         </w:rPr>
-        <w:t>Consumo de IA:</w:t>
+        <w:t>Seguridad Clínica:</w:t>
       </w:r>
     </w:p>
     <w:p>
@@ -1660,7 +1628,7 @@
           <w:color w:val="282D37"/>
           <w:sz w:val="19"/>
         </w:rPr>
-        <w:t>Menor a $3 USD mensuales para un volumen de 6.000 estudios analizados (fracciones de centavo por consulta).</w:t>
+        <w:t>Proporciona un SLA de detección y notificación de patología crítica inferior a 2 minutos, transformando un proceso administrativo en un filtro preventivo de salud.</w:t>
       </w:r>
     </w:p>
     <w:p>
@@ -1674,7 +1642,7 @@
           <w:color w:val="282D37"/>
           <w:sz w:val="19"/>
         </w:rPr>
-        <w:t xml:space="preserve">• Retorno Operativo (ROI): </w:t>
+        <w:t xml:space="preserve">• Reasignación de Horas Humanas: </w:t>
       </w:r>
       <w:r>
         <w:rPr>
@@ -1682,7 +1650,7 @@
           <w:color w:val="282D37"/>
           <w:sz w:val="19"/>
         </w:rPr>
-        <w:t>Ahorro Inmediato:</w:t>
+        <w:t>Valor del Talento:</w:t>
       </w:r>
     </w:p>
     <w:p>
@@ -1695,72 +1663,40 @@
           <w:color w:val="282D37"/>
           <w:sz w:val="19"/>
         </w:rPr>
-        <w:t>Absorbe ~6.000 casos mensuales sin incurrir en horas extras nocturnas o de fin de semana, con un SLA de detección de patología crítica inferior a 2 minutos.</w:t>
+        <w:t>Libera al equipo humano de la carga monótona de transcribir y buscar, permitiéndoles concentrarse en la atención directa y en la resolución de discrepancias complejas.</w:t>
       </w:r>
     </w:p>
-    <w:tbl>
-      <w:tblPr>
-        <w:tblW w:type="auto" w:w="0"/>
-        <w:jc w:val="center"/>
-        <w:tblLayout w:type="fixed"/>
-        <w:tblLook w:firstColumn="1" w:firstRow="1" w:lastColumn="0" w:lastRow="0" w:noHBand="0" w:noVBand="1" w:val="04A0"/>
-      </w:tblPr>
-      <w:tblGrid>
-        <w:gridCol w:w="9936"/>
-      </w:tblGrid>
-      <w:tr>
-        <w:tc>
-          <w:tcPr>
-            <w:tcW w:type="dxa" w:w="9360"/>
-            <w:shd w:fill="F0F4F8"/>
-            <w:tcMar>
-              <w:top w:w="160" w:type="dxa"/>
-              <w:bottom w:w="160" w:type="dxa"/>
-              <w:left w:w="240" w:type="dxa"/>
-              <w:right w:w="200" w:type="dxa"/>
-            </w:tcMar>
-            <w:tcBorders>
-              <w:top w:val="none"/>
-              <w:left w:val="single" w:sz="28" w:space="0" w:color="1B365D"/>
-              <w:bottom w:val="none"/>
-              <w:right w:val="none"/>
-            </w:tcBorders>
-          </w:tcPr>
-          <w:p>
-            <w:pPr>
-              <w:spacing w:before="40" w:after="60" w:line="276" w:lineRule="auto"/>
-            </w:pPr>
-            <w:r>
-              <w:rPr>
-                <w:rFonts w:ascii="Calibri" w:hAnsi="Calibri"/>
-                <w:b/>
-                <w:color w:val="1B365D"/>
-                <w:sz w:val="20"/>
-              </w:rPr>
-              <w:t xml:space="preserve">📌 ACCIONES REQUERIDAS: </w:t>
-            </w:r>
-            <w:r>
-              <w:rPr>
-                <w:rFonts w:ascii="Calibri" w:hAnsi="Calibri"/>
-                <w:color w:val="334155"/>
-                <w:sz w:val="19"/>
-              </w:rPr>
-              <w:t>Decisión Solicitada a Gerencia:</w:t>
-              <w:br/>
-              <w:t>1. Aprobar la asignación formal de una Máquina Virtual Windows (4 vCPU, 8-16 GB RAM, resolución 1080p).</w:t>
-              <w:br/>
-              <w:t>2. Autorizar el inicio de pruebas operacionales en turno nocturno supervisado vía Telegram.</w:t>
-              <w:br/>
-              <w:t>3. Respaldar la Fase 2 de optimización de velocidad para alcanzar paridad humana de ciclo.</w:t>
-            </w:r>
-          </w:p>
-        </w:tc>
-      </w:tr>
-    </w:tbl>
     <w:p>
       <w:pPr>
-        <w:spacing w:before="0" w:after="80"/>
+        <w:spacing w:before="160" w:after="160"/>
+        <w:ind w:left="360" w:right="360"/>
+        <w:pBdr>
+          <w:left w:val="single" w:sz="24" w:space="12" w:color="1B365D"/>
+        </w:pBdr>
       </w:pPr>
+      <w:r>
+        <w:rPr>
+          <w:rFonts w:ascii="Calibri" w:hAnsi="Calibri"/>
+          <w:b/>
+          <w:color w:val="1B365D"/>
+          <w:sz w:val="20"/>
+        </w:rPr>
+        <w:t xml:space="preserve">📌 ACCIONES REQUERIDAS: </w:t>
+      </w:r>
+      <w:r>
+        <w:rPr>
+          <w:rFonts w:ascii="Calibri" w:hAnsi="Calibri"/>
+          <w:color w:val="334155"/>
+          <w:sz w:val="19"/>
+        </w:rPr>
+        <w:t>Decisión Solicitada a Gerencia:</w:t>
+        <w:br/>
+        <w:t>1. Aprobar la asignación formal de una Máquina Virtual Windows (4 vCPU, 8-16 GB RAM, resolución 1080p).</w:t>
+        <w:br/>
+        <w:t>2. Autorizar el inicio de pruebas operacionales en turno nocturno supervisado vía Telegram.</w:t>
+        <w:br/>
+        <w:t>3. Respaldar la Fase 2 de optimización de velocidad para alcanzar paridad humana de ciclo.</w:t>
+      </w:r>
     </w:p>
     <w:sectPr>
       <w:headerReference w:type="default" r:id="rId9"/>
